--- a/patentform-backend-main/demo/src/main/resources/Form-5.docx
+++ b/patentform-backend-main/demo/src/main/resources/Form-5.docx
@@ -441,6 +441,9 @@
                 <w:sz w:val="20"/>
               </w:rPr>
             </w:pPr>
+            <w:r>
+              <w:t>{applicantName}</w:t>
+            </w:r>
           </w:p>
         </w:tc>
       </w:tr>
@@ -487,191 +490,7 @@
               </w:rPr>
             </w:pPr>
             <w:r>
-              <w:rPr>
-                <w:rFonts w:ascii="Arial" w:hAnsi="Arial"/>
-                <w:b/>
-                <w:color w:val="000000"/>
-                <w:spacing w:val="-3"/>
-                <w:sz w:val="20"/>
-              </w:rPr>
-              <w:t xml:space="preserve">hereby declare that the true and first inventor(s) of the invention disclosed in the complete </w:t>
-            </w:r>
-            <w:r>
-              <w:rPr>
-                <w:rFonts w:ascii="Arial" w:hAnsi="Arial"/>
-                <w:b/>
-                <w:color w:val="000000"/>
-                <w:spacing w:val="-3"/>
-                <w:sz w:val="20"/>
-              </w:rPr>
-              <w:br/>
-            </w:r>
-            <w:r>
-              <w:rPr>
-                <w:rFonts w:ascii="Arial" w:hAnsi="Arial"/>
-                <w:b/>
-                <w:color w:val="000000"/>
-                <w:spacing w:val="-10"/>
-                <w:sz w:val="20"/>
-              </w:rPr>
-              <w:t>specification</w:t>
-            </w:r>
-            <w:r>
-              <w:rPr>
-                <w:rFonts w:ascii="Arial" w:hAnsi="Arial"/>
-                <w:b/>
-                <w:color w:val="000000"/>
-                <w:spacing w:val="-10"/>
-                <w:sz w:val="20"/>
-              </w:rPr>
-              <w:tab/>
-            </w:r>
-            <w:r>
-              <w:rPr>
-                <w:rFonts w:ascii="Arial" w:hAnsi="Arial"/>
-                <w:b/>
-                <w:color w:val="000000"/>
-                <w:spacing w:val="-4"/>
-                <w:sz w:val="20"/>
-              </w:rPr>
-              <w:t>filed</w:t>
-            </w:r>
-            <w:r>
-              <w:rPr>
-                <w:rFonts w:ascii="Arial" w:hAnsi="Arial"/>
-                <w:b/>
-                <w:color w:val="000000"/>
-                <w:spacing w:val="-4"/>
-                <w:sz w:val="20"/>
-              </w:rPr>
-              <w:tab/>
-            </w:r>
-            <w:r>
-              <w:rPr>
-                <w:rFonts w:ascii="Arial" w:hAnsi="Arial"/>
-                <w:b/>
-                <w:color w:val="000000"/>
-                <w:spacing w:val="-42"/>
-                <w:sz w:val="20"/>
-              </w:rPr>
-              <w:t>in</w:t>
-            </w:r>
-            <w:r>
-              <w:rPr>
-                <w:rFonts w:ascii="Arial" w:hAnsi="Arial"/>
-                <w:b/>
-                <w:color w:val="000000"/>
-                <w:spacing w:val="-42"/>
-                <w:sz w:val="20"/>
-              </w:rPr>
-              <w:tab/>
-            </w:r>
-            <w:r>
-              <w:rPr>
-                <w:rFonts w:ascii="Arial" w:hAnsi="Arial"/>
-                <w:b/>
-                <w:color w:val="000000"/>
-                <w:spacing w:val="-14"/>
-                <w:sz w:val="20"/>
-              </w:rPr>
-              <w:t>pursuance</w:t>
-            </w:r>
-            <w:r>
-              <w:rPr>
-                <w:rFonts w:ascii="Arial" w:hAnsi="Arial"/>
-                <w:b/>
-                <w:color w:val="000000"/>
-                <w:spacing w:val="-14"/>
-                <w:sz w:val="20"/>
-              </w:rPr>
-              <w:tab/>
-            </w:r>
-            <w:r>
-              <w:rPr>
-                <w:rFonts w:ascii="Arial" w:hAnsi="Arial"/>
-                <w:b/>
-                <w:color w:val="000000"/>
-                <w:spacing w:val="-54"/>
-                <w:sz w:val="20"/>
-              </w:rPr>
-              <w:t>of</w:t>
-            </w:r>
-            <w:r>
-              <w:rPr>
-                <w:rFonts w:ascii="Arial" w:hAnsi="Arial"/>
-                <w:b/>
-                <w:color w:val="000000"/>
-                <w:spacing w:val="-54"/>
-                <w:sz w:val="20"/>
-              </w:rPr>
-              <w:tab/>
-            </w:r>
-            <w:r>
-              <w:rPr>
-                <w:rFonts w:ascii="Arial" w:hAnsi="Arial"/>
-                <w:b/>
-                <w:color w:val="000000"/>
-                <w:sz w:val="20"/>
-              </w:rPr>
-              <w:t>my</w:t>
-            </w:r>
-            <w:r>
-              <w:rPr>
-                <w:rFonts w:ascii="Arial" w:hAnsi="Arial"/>
-                <w:b/>
-                <w:color w:val="000000"/>
-                <w:sz w:val="20"/>
-              </w:rPr>
-              <w:tab/>
-            </w:r>
-            <w:r>
-              <w:rPr>
-                <w:rFonts w:ascii="Arial" w:hAnsi="Arial"/>
-                <w:b/>
-                <w:color w:val="000000"/>
-                <w:spacing w:val="-14"/>
-                <w:sz w:val="20"/>
-              </w:rPr>
-              <w:t>/our</w:t>
-            </w:r>
-            <w:r>
-              <w:rPr>
-                <w:rFonts w:ascii="Arial" w:hAnsi="Arial"/>
-                <w:b/>
-                <w:color w:val="000000"/>
-                <w:spacing w:val="-14"/>
-                <w:sz w:val="20"/>
-              </w:rPr>
-              <w:tab/>
-            </w:r>
-            <w:r>
-              <w:rPr>
-                <w:rFonts w:ascii="Arial" w:hAnsi="Arial"/>
-                <w:b/>
-                <w:color w:val="000000"/>
-                <w:spacing w:val="-12"/>
-                <w:sz w:val="20"/>
-              </w:rPr>
-              <w:t>application</w:t>
-            </w:r>
-            <w:r>
-              <w:rPr>
-                <w:rFonts w:ascii="Arial" w:hAnsi="Arial"/>
-                <w:b/>
-                <w:color w:val="000000"/>
-                <w:spacing w:val="-12"/>
-                <w:sz w:val="20"/>
-              </w:rPr>
-              <w:tab/>
-            </w:r>
-            <w:r>
-              <w:rPr>
-                <w:rFonts w:ascii="Arial" w:hAnsi="Arial"/>
-                <w:b/>
-                <w:color w:val="000000"/>
-                <w:sz w:val="20"/>
-              </w:rPr>
-              <w:t>numbered</w:t>
+              <w:t>hereby declare that the true and first inventor(s) of the invention disclosed in the complete specification filed in pursuance of my /our application numbered {baseApplicationNo} dated {baseApplicationDate} is/are:</w:t>
             </w:r>
           </w:p>
           <w:p>
@@ -744,24 +563,14 @@
               </w:rPr>
             </w:pPr>
             <w:r>
-              <w:rPr>
-                <w:rFonts w:ascii="Tahoma" w:hAnsi="Tahoma"/>
-                <w:b/>
-                <w:color w:val="000000"/>
-                <w:spacing w:val="-6"/>
-                <w:sz w:val="20"/>
-              </w:rPr>
-              <w:t xml:space="preserve">2. INVENTOR </w:t>
-            </w:r>
-            <w:r>
-              <w:rPr>
-                <w:rFonts w:ascii="Tahoma" w:hAnsi="Tahoma"/>
-                <w:b/>
-                <w:color w:val="000000"/>
-                <w:spacing w:val="-6"/>
-                <w:sz w:val="17"/>
-              </w:rPr>
-              <w:t>(S)</w:t>
+              <w:t>2. INVENTOR (S)
+Name: {inventorNames}
+Nationality: {inventorNationalities}
+Address: {inventorAddresses}
+Dated this {currentDay} day of {currentMonth} 20{currentYear}
+Signature: __________________
+Name of the signatory: {signatureName}
+Patent Office Branch: {patentOfficeBranch}</w:t>
             </w:r>
           </w:p>
           <w:p>
